--- a/data/Agreements Multilateral_The Digital Decade Policy Programme 2030.docx
+++ b/data/Agreements Multilateral_The Digital Decade Policy Programme 2030.docx
@@ -2,13 +2,13 @@
 <file path=word/document.xml><?xml version="1.0" encoding="utf-8"?>
 <w:document xmlns:w="http://schemas.openxmlformats.org/wordprocessingml/2006/main" xmlns:m="http://schemas.openxmlformats.org/officeDocument/2006/math" xmlns:r="http://schemas.openxmlformats.org/officeDocument/2006/relationships" xmlns:o="urn:schemas-microsoft-com:office:office" xmlns:v="urn:schemas-microsoft-com:vml" xmlns:w10="urn:schemas-microsoft-com:office:word" xmlns:a="http://schemas.openxmlformats.org/drawingml/2006/main" xmlns:pic="http://schemas.openxmlformats.org/drawingml/2006/picture" xmlns:wp="http://schemas.openxmlformats.org/drawingml/2006/wordprocessingDrawing">
   <w:body>
-    <w:bookmarkStart w:id="26" w:name="X027e997950036463c5ba48ebd8c549c499cffa0"/>
+    <w:bookmarkStart w:id="26" w:name="Xde988c8b2b2599b7b7f0e1acb4dfe8f570b35f8"/>
     <w:p>
       <w:pPr>
         <w:pStyle w:val="Heading1"/>
       </w:pPr>
       <w:r>
-        <w:t xml:space="preserve">Europe’s Digital Decade Policy Programme 2030: Goals and Framework for Digital Transformation</w:t>
+        <w:t xml:space="preserve">Europe’s Digital Decade Policy Programme 2030</w:t>
       </w:r>
     </w:p>
     <w:p>
@@ -55,7 +55,7 @@
         <w:pStyle w:val="FirstParagraph"/>
       </w:pPr>
       <w:r>
-        <w:t xml:space="preserve">The Digital Decade Policy Programme 2030 aims to harness digital technologies to enhance societal engagement and economic opportunities across Europe. It emphasizes inclusivity, ensuring that all citizens, including those in remote areas, can access digital services and skills. The framework sets measurable targets in four key areas: connectivity, digital skills, digital business, and digital public services, with annual progress reports from the European Commission. Member States are encouraged to collaborate on large-scale projects and adhere to the Digital Decade rights and principles, reflecting EU values. This initiative seeks to create a digital society where no one is left behind, promoting fairness and protection for all.</w:t>
+        <w:t xml:space="preserve">The Digital Decade Policy Programme 2030 aims to advance Europe’s digital transformation by ensuring inclusive access to technology, digital skills, and services aligned with European values of freedom, protection, and fairness. It sets measurable targets across four key areas: connectivity, digital skills, digital business, and digital public services. The programme fosters collaboration between the EU and Member States through annual progress reports, multi-country projects pooling investments for large-scale initiatives, and adherence to digital rights and principles outlined in the Declaration on Digital Rights and Principles. The initiative prioritizes bridging digital divides, enabling small businesses to leverage technology, and making public services accessible online, ensuring no one is left behind in the digital society.</w:t>
       </w:r>
     </w:p>
     <w:bookmarkEnd w:id="20"/>
@@ -77,14 +77,7 @@
         </w:numPr>
       </w:pPr>
       <w:r>
-        <w:rPr>
-          <w:b/>
-          <w:bCs/>
-        </w:rPr>
-        <w:t xml:space="preserve">Inclusive Digital Society</w:t>
-      </w:r>
-      <w:r>
-        <w:t xml:space="preserve">: Aims to ensure that all EU citizens can access and benefit from digital technologies, promoting freedom, protection, and fairness.</w:t>
+        <w:t xml:space="preserve">Focuses on inclusive digital transformation based on European values of freedom, protection, and fairness, ensuring no one is left behind.</w:t>
       </w:r>
     </w:p>
     <w:p>
@@ -96,14 +89,7 @@
         </w:numPr>
       </w:pPr>
       <w:r>
-        <w:rPr>
-          <w:b/>
-          <w:bCs/>
-        </w:rPr>
-        <w:t xml:space="preserve">Measurable Targets</w:t>
-      </w:r>
-      <w:r>
-        <w:t xml:space="preserve">: Establishes specific goals in connectivity, digital skills, digital business, and digital public services to track progress towards 2030.</w:t>
+        <w:t xml:space="preserve">Sets measurable targets for 2030 in four key areas: connectivity, digital skills, digital business, and digital public services.</w:t>
       </w:r>
     </w:p>
     <w:p>
@@ -115,14 +101,7 @@
         </w:numPr>
       </w:pPr>
       <w:r>
-        <w:rPr>
-          <w:b/>
-          <w:bCs/>
-        </w:rPr>
-        <w:t xml:space="preserve">Collaborative Framework</w:t>
-      </w:r>
-      <w:r>
-        <w:t xml:space="preserve">: Encourages cooperation between the EU and Member States to achieve Digital Decade objectives and monitor advancements annually.</w:t>
+        <w:t xml:space="preserve">Encourages collaboration between the EU and Member States through a policy programme with annual progress monitoring and reporting.</w:t>
       </w:r>
     </w:p>
     <w:p>
@@ -134,14 +113,7 @@
         </w:numPr>
       </w:pPr>
       <w:r>
-        <w:rPr>
-          <w:b/>
-          <w:bCs/>
-        </w:rPr>
-        <w:t xml:space="preserve">Multi-Country Projects</w:t>
-      </w:r>
-      <w:r>
-        <w:t xml:space="preserve">: Facilitates investment pooling for large-scale, cross-border digital initiatives among Member States.</w:t>
+        <w:t xml:space="preserve">Supports multi-country projects to pool investments and implement large-scale, cross-border digital initiatives.</w:t>
       </w:r>
     </w:p>
     <w:p>
@@ -153,14 +125,7 @@
         </w:numPr>
       </w:pPr>
       <w:r>
-        <w:rPr>
-          <w:b/>
-          <w:bCs/>
-        </w:rPr>
-        <w:t xml:space="preserve">Digital Rights and Principles</w:t>
-      </w:r>
-      <w:r>
-        <w:t xml:space="preserve">: Upholds EU values in the digital realm, as outlined in the Declaration on Digital Rights and Principles.</w:t>
+        <w:t xml:space="preserve">Upholds digital rights and principles aligned with EU values, as outlined in the Declaration on Digital Rights and Principles.</w:t>
       </w:r>
     </w:p>
     <w:bookmarkEnd w:id="21"/>
@@ -235,30 +200,6 @@
           </w:p>
         </w:tc>
       </w:tr>
-      <w:tr>
-        <w:tc>
-          <w:tcPr/>
-          <w:p>
-            <w:pPr>
-              <w:pStyle w:val="Compact"/>
-            </w:pPr>
-            <w:r>
-              <w:t xml:space="preserve">Civil Society Actors</w:t>
-            </w:r>
-          </w:p>
-        </w:tc>
-        <w:tc>
-          <w:tcPr/>
-          <w:p>
-            <w:pPr>
-              <w:pStyle w:val="Compact"/>
-            </w:pPr>
-            <w:r>
-              <w:t xml:space="preserve">European Digital Rights</w:t>
-            </w:r>
-          </w:p>
-        </w:tc>
-      </w:tr>
     </w:tbl>
     <w:bookmarkEnd w:id="22"/>
     <w:bookmarkStart w:id="23" w:name="main-themes"/>
@@ -273,8 +214,7 @@
     <w:tbl>
       <w:tblPr>
         <w:tblStyle w:val="Table"/>
-        <w:tblW w:type="pct" w:w="5000"/>
-        <w:tblLayout w:type="fixed"/>
+        <w:tblW w:type="auto" w:w="0"/>
         <w:tblLook w:firstRow="1" w:lastRow="0" w:firstColumn="0" w:lastColumn="0" w:noHBand="0" w:noVBand="0" w:val="0020"/>
       </w:tblPr>
       <w:tblGrid>
@@ -327,55 +267,7 @@
               <w:pStyle w:val="Compact"/>
             </w:pPr>
             <w:r>
-              <w:t xml:space="preserve">Digital Decade; Digital Skills Development; Digital Infrastructure</w:t>
-            </w:r>
-          </w:p>
-        </w:tc>
-      </w:tr>
-      <w:tr>
-        <w:tc>
-          <w:tcPr/>
-          <w:p>
-            <w:pPr>
-              <w:pStyle w:val="Compact"/>
-            </w:pPr>
-            <w:r>
-              <w:t xml:space="preserve">Data &amp; Governance</w:t>
-            </w:r>
-          </w:p>
-        </w:tc>
-        <w:tc>
-          <w:tcPr/>
-          <w:p>
-            <w:pPr>
-              <w:pStyle w:val="Compact"/>
-            </w:pPr>
-            <w:r>
-              <w:t xml:space="preserve">Digital Governance; E-Governance</w:t>
-            </w:r>
-          </w:p>
-        </w:tc>
-      </w:tr>
-      <w:tr>
-        <w:tc>
-          <w:tcPr/>
-          <w:p>
-            <w:pPr>
-              <w:pStyle w:val="Compact"/>
-            </w:pPr>
-            <w:r>
-              <w:t xml:space="preserve">Inclusion &amp; Social Development</w:t>
-            </w:r>
-          </w:p>
-        </w:tc>
-        <w:tc>
-          <w:tcPr/>
-          <w:p>
-            <w:pPr>
-              <w:pStyle w:val="Compact"/>
-            </w:pPr>
-            <w:r>
-              <w:t xml:space="preserve">Digital Inclusion; Connectivity</w:t>
+              <w:t xml:space="preserve">Digital Decade</w:t>
             </w:r>
           </w:p>
         </w:tc>
@@ -400,7 +292,7 @@
         </w:numPr>
       </w:pPr>
       <w:r>
-        <w:t xml:space="preserve">The Digital Decade Policy Programme establishes a framework for the EU and Member States to collaborate on achieving measurable targets in connectivity, digital skills, digital business, and digital public services by 2030.</w:t>
+        <w:t xml:space="preserve">The Digital Decade policy programme enables the EU and Member States to collaborate on achieving Digital Decade targets and objectives, with an established mechanism to monitor progress towards 2030 and annual progress reports published by the Commission.</w:t>
       </w:r>
     </w:p>
     <w:p>
@@ -412,7 +304,7 @@
         </w:numPr>
       </w:pPr>
       <w:r>
-        <w:t xml:space="preserve">Annual reports are published by the Commission to monitor and assess progress towards the Digital Decade targets.</w:t>
+        <w:t xml:space="preserve">Multi-country projects allow Member States to pool investments and launch large-scale, cross-border digital initiatives.</w:t>
       </w:r>
     </w:p>
     <w:p>
@@ -424,7 +316,17 @@
         </w:numPr>
       </w:pPr>
       <w:r>
-        <w:t xml:space="preserve">Multi-country projects enable Member States to pool investments and initiate large-scale, cross-border digital initiatives.</w:t>
+        <w:t xml:space="preserve">The Digital Decade rights and principles, as signed in the Declaration on Digital Rights and Principles, establish a framework ensuring EU values are respected in the digital world.</w:t>
+      </w:r>
+    </w:p>
+    <w:bookmarkEnd w:id="24"/>
+    <w:bookmarkStart w:id="25" w:name="commitments"/>
+    <w:p>
+      <w:pPr>
+        <w:pStyle w:val="Heading2"/>
+      </w:pPr>
+      <w:r>
+        <w:t xml:space="preserve">Commitments</w:t>
       </w:r>
     </w:p>
     <w:p>
@@ -432,29 +334,35 @@
         <w:pStyle w:val="Compact"/>
         <w:numPr>
           <w:ilvl w:val="0"/>
-          <w:numId w:val="1002"/>
+          <w:numId w:val="1003"/>
         </w:numPr>
       </w:pPr>
       <w:r>
-        <w:t xml:space="preserve">The Digital Decade rights and principles, as outlined in the Declaration on Digital Rights and Principles, guide the respect for EU values in the digital realm.</w:t>
-      </w:r>
-    </w:p>
-    <w:bookmarkEnd w:id="24"/>
-    <w:bookmarkStart w:id="25" w:name="commitments"/>
-    <w:p>
-      <w:pPr>
-        <w:pStyle w:val="Heading2"/>
-      </w:pPr>
-      <w:r>
-        <w:t xml:space="preserve">Commitments</w:t>
-      </w:r>
-    </w:p>
-    <w:p>
-      <w:pPr>
-        <w:pStyle w:val="FirstParagraph"/>
-      </w:pPr>
-      <w:r>
-        <w:t xml:space="preserve">No specific quantifiable commitments or targets identified.</w:t>
+        <w:t xml:space="preserve">Achieve the Digital Decade targets by 2030, which include measurable goals in four areas: connectivity, digital skills, digital business, and digital public services.</w:t>
+      </w:r>
+    </w:p>
+    <w:p>
+      <w:pPr>
+        <w:pStyle w:val="Compact"/>
+        <w:numPr>
+          <w:ilvl w:val="0"/>
+          <w:numId w:val="1003"/>
+        </w:numPr>
+      </w:pPr>
+      <w:r>
+        <w:t xml:space="preserve">Publish an annual report by the European Commission to monitor progress towards the 2030 Digital Decade targets.</w:t>
+      </w:r>
+    </w:p>
+    <w:p>
+      <w:pPr>
+        <w:pStyle w:val="Compact"/>
+        <w:numPr>
+          <w:ilvl w:val="0"/>
+          <w:numId w:val="1003"/>
+        </w:numPr>
+      </w:pPr>
+      <w:r>
+        <w:t xml:space="preserve">Launch multi-country projects pooling investments for large-scale, cross-border digital initiatives before 2030.</w:t>
       </w:r>
     </w:p>
     <w:bookmarkEnd w:id="25"/>
@@ -679,6 +587,9 @@
     <w:abstractNumId w:val="991"/>
   </w:num>
   <w:num w:numId="1002">
+    <w:abstractNumId w:val="991"/>
+  </w:num>
+  <w:num w:numId="1003">
     <w:abstractNumId w:val="991"/>
   </w:num>
 </w:numbering>
